--- a/Electrotechnics and Electrical Machines/Ohm's Law_AntohiAndiIonel_2111C L3.docx
+++ b/Electrotechnics and Electrical Machines/Ohm's Law_AntohiAndiIonel_2111C L3.docx
@@ -11,29 +11,96 @@
       <w:pPr>
         <w:rPr>
           <w:rFonts w:ascii="Times New Roman" w:hAnsi="Times New Roman" w:cs="Times New Roman"/>
-          <w:color w:val="FF0000"/>
+          <w:color w:val="FFFFFF" w:themeColor="background1"/>
           <w:sz w:val="28"/>
           <w:szCs w:val="28"/>
-          <w14:textFill>
-            <w14:gradFill>
-              <w14:gsLst>
-                <w14:gs w14:pos="0">
-                  <w14:srgbClr w14:val="FFFF00"/>
-                </w14:gs>
-                <w14:gs w14:pos="100000">
-                  <w14:srgbClr w14:val="00FFFF"/>
-                </w14:gs>
-              </w14:gsLst>
-              <w14:path w14:path="circle">
-                <w14:fillToRect w14:l="100000" w14:t="100000" w14:r="0" w14:b="0"/>
-              </w14:path>
-            </w14:gradFill>
-          </w14:textFill>
         </w:rPr>
       </w:pPr>
       <w:r>
         <w:rPr>
           <w:rFonts w:ascii="Times New Roman" w:hAnsi="Times New Roman" w:cs="Times New Roman"/>
+          <w:noProof/>
+          <w:color w:val="FF0000"/>
+          <w:sz w:val="28"/>
+          <w:szCs w:val="28"/>
+        </w:rPr>
+        <mc:AlternateContent>
+          <mc:Choice Requires="wps">
+            <w:drawing>
+              <wp:anchor distT="0" distB="0" distL="114300" distR="114300" simplePos="0" relativeHeight="251657215" behindDoc="1" locked="0" layoutInCell="1" allowOverlap="1" wp14:anchorId="1735AB0A" wp14:editId="589CC614">
+                <wp:simplePos x="0" y="0"/>
+                <wp:positionH relativeFrom="margin">
+                  <wp:align>right</wp:align>
+                </wp:positionH>
+                <wp:positionV relativeFrom="paragraph">
+                  <wp:posOffset>-123825</wp:posOffset>
+                </wp:positionV>
+                <wp:extent cx="5038725" cy="2800350"/>
+                <wp:effectExtent l="57150" t="57150" r="47625" b="57150"/>
+                <wp:wrapNone/>
+                <wp:docPr id="341690088" name="Rectangle 2"/>
+                <wp:cNvGraphicFramePr/>
+                <a:graphic xmlns:a="http://schemas.openxmlformats.org/drawingml/2006/main">
+                  <a:graphicData uri="http://schemas.microsoft.com/office/word/2010/wordprocessingShape">
+                    <wps:wsp>
+                      <wps:cNvSpPr/>
+                      <wps:spPr>
+                        <a:xfrm>
+                          <a:off x="0" y="0"/>
+                          <a:ext cx="5038725" cy="2800350"/>
+                        </a:xfrm>
+                        <a:prstGeom prst="rect">
+                          <a:avLst/>
+                        </a:prstGeom>
+                        <a:scene3d>
+                          <a:camera prst="orthographicFront"/>
+                          <a:lightRig rig="threePt" dir="t"/>
+                        </a:scene3d>
+                        <a:sp3d>
+                          <a:bevelT w="114300" prst="artDeco"/>
+                        </a:sp3d>
+                      </wps:spPr>
+                      <wps:style>
+                        <a:lnRef idx="2">
+                          <a:schemeClr val="dk1">
+                            <a:shade val="15000"/>
+                          </a:schemeClr>
+                        </a:lnRef>
+                        <a:fillRef idx="1">
+                          <a:schemeClr val="dk1"/>
+                        </a:fillRef>
+                        <a:effectRef idx="0">
+                          <a:schemeClr val="dk1"/>
+                        </a:effectRef>
+                        <a:fontRef idx="minor">
+                          <a:schemeClr val="lt1"/>
+                        </a:fontRef>
+                      </wps:style>
+                      <wps:bodyPr rot="0" spcFirstLastPara="0" vertOverflow="overflow" horzOverflow="overflow" vert="horz" wrap="square" lIns="91440" tIns="45720" rIns="91440" bIns="45720" numCol="1" spcCol="0" rtlCol="0" fromWordArt="0" anchor="ctr" anchorCtr="0" forceAA="0" compatLnSpc="1">
+                        <a:prstTxWarp prst="textNoShape">
+                          <a:avLst/>
+                        </a:prstTxWarp>
+                        <a:noAutofit/>
+                      </wps:bodyPr>
+                    </wps:wsp>
+                  </a:graphicData>
+                </a:graphic>
+              </wp:anchor>
+            </w:drawing>
+          </mc:Choice>
+          <mc:Fallback>
+            <w:pict>
+              <v:rect w14:anchorId="67332CEA" id="Rectangle 2" o:spid="_x0000_s1026" style="position:absolute;margin-left:345.55pt;margin-top:-9.75pt;width:396.75pt;height:220.5pt;z-index:-251659265;visibility:visible;mso-wrap-style:square;mso-wrap-distance-left:9pt;mso-wrap-distance-top:0;mso-wrap-distance-right:9pt;mso-wrap-distance-bottom:0;mso-position-horizontal:right;mso-position-horizontal-relative:margin;mso-position-vertical:absolute;mso-position-vertical-relative:text;v-text-anchor:middle" o:gfxdata="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" fillcolor="black [3200]" strokecolor="black [480]" strokeweight="1pt">
+                <w10:wrap anchorx="margin"/>
+              </v:rect>
+            </w:pict>
+          </mc:Fallback>
+        </mc:AlternateContent>
+      </w:r>
+      <w:r>
+        <w:rPr>
+          <w:rFonts w:ascii="Times New Roman" w:hAnsi="Times New Roman" w:cs="Times New Roman"/>
+          <w:noProof/>
           <w:color w:val="FF0000"/>
           <w:sz w:val="28"/>
           <w:szCs w:val="28"/>
@@ -54,7 +121,7 @@
           </w14:textFill>
         </w:rPr>
         <w:drawing>
-          <wp:anchor distT="0" distB="0" distL="114300" distR="114300" simplePos="0" relativeHeight="251658240" behindDoc="0" locked="0" layoutInCell="1" allowOverlap="1" wp14:anchorId="071FC489" wp14:editId="78DD62E4">
+          <wp:anchor distT="0" distB="0" distL="114300" distR="114300" simplePos="0" relativeHeight="251658240" behindDoc="0" locked="0" layoutInCell="1" allowOverlap="1" wp14:anchorId="071FC489" wp14:editId="219C94D0">
             <wp:simplePos x="0" y="0"/>
             <wp:positionH relativeFrom="column">
               <wp:posOffset>43012</wp:posOffset>
@@ -155,104 +222,44 @@
       <w:r>
         <w:rPr>
           <w:rFonts w:ascii="Times New Roman" w:hAnsi="Times New Roman" w:cs="Times New Roman"/>
-          <w:color w:val="FF0000"/>
+          <w:color w:val="FFFFFF" w:themeColor="background1"/>
           <w:sz w:val="28"/>
           <w:szCs w:val="28"/>
-          <w14:textFill>
-            <w14:gradFill>
-              <w14:gsLst>
-                <w14:gs w14:pos="0">
-                  <w14:srgbClr w14:val="FFFF00"/>
-                </w14:gs>
-                <w14:gs w14:pos="100000">
-                  <w14:srgbClr w14:val="00FFFF"/>
-                </w14:gs>
-              </w14:gsLst>
-              <w14:path w14:path="circle">
-                <w14:fillToRect w14:l="100000" w14:t="100000" w14:r="0" w14:b="0"/>
-              </w14:path>
-            </w14:gradFill>
-          </w14:textFill>
         </w:rPr>
         <w:t>Equivalent Resistance Formula</w:t>
       </w:r>
       <w:r>
         <w:rPr>
           <w:noProof/>
-          <w:color w:val="FF0000"/>
+          <w:color w:val="FFFFFF" w:themeColor="background1"/>
         </w:rPr>
         <w:t xml:space="preserve"> </w:t>
       </w:r>
       <w:r>
         <w:rPr>
           <w:rFonts w:ascii="Times New Roman" w:hAnsi="Times New Roman" w:cs="Times New Roman"/>
-          <w:color w:val="FF0000"/>
+          <w:color w:val="FFFFFF" w:themeColor="background1"/>
           <w:sz w:val="28"/>
           <w:szCs w:val="28"/>
-          <w14:textFill>
-            <w14:gradFill>
-              <w14:gsLst>
-                <w14:gs w14:pos="0">
-                  <w14:srgbClr w14:val="FFFF00"/>
-                </w14:gs>
-                <w14:gs w14:pos="100000">
-                  <w14:srgbClr w14:val="00FFFF"/>
-                </w14:gs>
-              </w14:gsLst>
-              <w14:path w14:path="circle">
-                <w14:fillToRect w14:l="100000" w14:t="100000" w14:r="0" w14:b="0"/>
-              </w14:path>
-            </w14:gradFill>
-          </w14:textFill>
         </w:rPr>
         <w:t>(R</w:t>
       </w:r>
       <w:r>
         <w:rPr>
           <w:rFonts w:ascii="Times New Roman" w:hAnsi="Times New Roman" w:cs="Times New Roman"/>
-          <w:color w:val="FF0000"/>
+          <w:color w:val="FFFFFF" w:themeColor="background1"/>
           <w:sz w:val="28"/>
           <w:szCs w:val="28"/>
           <w:vertAlign w:val="subscript"/>
-          <w14:textFill>
-            <w14:gradFill>
-              <w14:gsLst>
-                <w14:gs w14:pos="0">
-                  <w14:srgbClr w14:val="FFFF00"/>
-                </w14:gs>
-                <w14:gs w14:pos="100000">
-                  <w14:srgbClr w14:val="00FFFF"/>
-                </w14:gs>
-              </w14:gsLst>
-              <w14:path w14:path="circle">
-                <w14:fillToRect w14:l="100000" w14:t="100000" w14:r="0" w14:b="0"/>
-              </w14:path>
-            </w14:gradFill>
-          </w14:textFill>
         </w:rPr>
         <w:t>e</w:t>
       </w:r>
       <w:r>
         <w:rPr>
           <w:rFonts w:ascii="Times New Roman" w:hAnsi="Times New Roman" w:cs="Times New Roman"/>
-          <w:color w:val="FF0000"/>
+          <w:color w:val="FFFFFF" w:themeColor="background1"/>
           <w:sz w:val="28"/>
           <w:szCs w:val="28"/>
-          <w14:textFill>
-            <w14:gradFill>
-              <w14:gsLst>
-                <w14:gs w14:pos="0">
-                  <w14:srgbClr w14:val="FFFF00"/>
-                </w14:gs>
-                <w14:gs w14:pos="100000">
-                  <w14:srgbClr w14:val="00FFFF"/>
-                </w14:gs>
-              </w14:gsLst>
-              <w14:path w14:path="circle">
-                <w14:fillToRect w14:l="100000" w14:t="100000" w14:r="0" w14:b="0"/>
-              </w14:path>
-            </w14:gradFill>
-          </w14:textFill>
         </w:rPr>
         <w:t>):</w:t>
       </w:r>
@@ -266,95 +273,35 @@
         </w:numPr>
         <w:rPr>
           <w:rFonts w:ascii="Times New Roman" w:eastAsiaTheme="minorEastAsia" w:hAnsi="Times New Roman" w:cs="Times New Roman"/>
-          <w:color w:val="FF0000"/>
+          <w:color w:val="FFFFFF" w:themeColor="background1"/>
           <w:sz w:val="28"/>
           <w:szCs w:val="28"/>
-          <w14:textFill>
-            <w14:gradFill>
-              <w14:gsLst>
-                <w14:gs w14:pos="0">
-                  <w14:srgbClr w14:val="FFFF00"/>
-                </w14:gs>
-                <w14:gs w14:pos="100000">
-                  <w14:srgbClr w14:val="00FFFF"/>
-                </w14:gs>
-              </w14:gsLst>
-              <w14:path w14:path="circle">
-                <w14:fillToRect w14:l="100000" w14:t="100000" w14:r="0" w14:b="0"/>
-              </w14:path>
-            </w14:gradFill>
-          </w14:textFill>
         </w:rPr>
       </w:pPr>
       <w:r>
         <w:rPr>
           <w:rFonts w:ascii="Times New Roman" w:hAnsi="Times New Roman" w:cs="Times New Roman"/>
-          <w:color w:val="FF0000"/>
+          <w:color w:val="FFFFFF" w:themeColor="background1"/>
           <w:sz w:val="28"/>
           <w:szCs w:val="28"/>
-          <w14:textFill>
-            <w14:gradFill>
-              <w14:gsLst>
-                <w14:gs w14:pos="0">
-                  <w14:srgbClr w14:val="FFFF00"/>
-                </w14:gs>
-                <w14:gs w14:pos="100000">
-                  <w14:srgbClr w14:val="00FFFF"/>
-                </w14:gs>
-              </w14:gsLst>
-              <w14:path w14:path="circle">
-                <w14:fillToRect w14:l="100000" w14:t="100000" w14:r="0" w14:b="0"/>
-              </w14:path>
-            </w14:gradFill>
-          </w14:textFill>
         </w:rPr>
         <w:t>For different resistors</w:t>
       </w:r>
       <w:r>
         <w:rPr>
           <w:rFonts w:ascii="Times New Roman" w:hAnsi="Times New Roman" w:cs="Times New Roman"/>
-          <w:color w:val="FF0000"/>
+          <w:color w:val="FFFFFF" w:themeColor="background1"/>
           <w:sz w:val="32"/>
           <w:szCs w:val="32"/>
-          <w14:textFill>
-            <w14:gradFill>
-              <w14:gsLst>
-                <w14:gs w14:pos="0">
-                  <w14:srgbClr w14:val="FFFF00"/>
-                </w14:gs>
-                <w14:gs w14:pos="100000">
-                  <w14:srgbClr w14:val="00FFFF"/>
-                </w14:gs>
-              </w14:gsLst>
-              <w14:path w14:path="circle">
-                <w14:fillToRect w14:l="100000" w14:t="100000" w14:r="0" w14:b="0"/>
-              </w14:path>
-            </w14:gradFill>
-          </w14:textFill>
         </w:rPr>
         <w:t>:</w:t>
       </w:r>
       <w:r>
         <w:rPr>
           <w:rFonts w:ascii="Times New Roman" w:hAnsi="Times New Roman" w:cs="Times New Roman"/>
-          <w:color w:val="FF0000"/>
+          <w:color w:val="FFFFFF" w:themeColor="background1"/>
           <w:sz w:val="32"/>
           <w:szCs w:val="32"/>
-          <w14:textFill>
-            <w14:gradFill>
-              <w14:gsLst>
-                <w14:gs w14:pos="0">
-                  <w14:srgbClr w14:val="FFFF00"/>
-                </w14:gs>
-                <w14:gs w14:pos="100000">
-                  <w14:srgbClr w14:val="00FFFF"/>
-                </w14:gs>
-              </w14:gsLst>
-              <w14:path w14:path="circle">
-                <w14:fillToRect w14:l="100000" w14:t="100000" w14:r="0" w14:b="0"/>
-              </w14:path>
-            </w14:gradFill>
-          </w14:textFill>
         </w:rPr>
         <w:t xml:space="preserve"> </w:t>
       </w:r>
@@ -365,24 +312,9 @@
               <w:rPr>
                 <w:rFonts w:ascii="Cambria Math" w:hAnsi="Cambria Math" w:cs="Times New Roman"/>
                 <w:i/>
-                <w:color w:val="FF0000"/>
+                <w:color w:val="FFFFFF" w:themeColor="background1"/>
                 <w:sz w:val="32"/>
                 <w:szCs w:val="32"/>
-                <w14:textFill>
-                  <w14:gradFill>
-                    <w14:gsLst>
-                      <w14:gs w14:pos="0">
-                        <w14:srgbClr w14:val="FFFF00"/>
-                      </w14:gs>
-                      <w14:gs w14:pos="100000">
-                        <w14:srgbClr w14:val="00FFFF"/>
-                      </w14:gs>
-                    </w14:gsLst>
-                    <w14:path w14:path="circle">
-                      <w14:fillToRect w14:l="100000" w14:t="100000" w14:r="0" w14:b="0"/>
-                    </w14:path>
-                  </w14:gradFill>
-                </w14:textFill>
               </w:rPr>
             </m:ctrlPr>
           </m:fPr>
@@ -390,24 +322,9 @@
             <m:r>
               <w:rPr>
                 <w:rFonts w:ascii="Cambria Math" w:hAnsi="Cambria Math" w:cs="Times New Roman"/>
-                <w:color w:val="FF0000"/>
+                <w:color w:val="FFFFFF" w:themeColor="background1"/>
                 <w:sz w:val="32"/>
                 <w:szCs w:val="32"/>
-                <w14:textFill>
-                  <w14:gradFill>
-                    <w14:gsLst>
-                      <w14:gs w14:pos="0">
-                        <w14:srgbClr w14:val="FFFF00"/>
-                      </w14:gs>
-                      <w14:gs w14:pos="100000">
-                        <w14:srgbClr w14:val="00FFFF"/>
-                      </w14:gs>
-                    </w14:gsLst>
-                    <w14:path w14:path="circle">
-                      <w14:fillToRect w14:l="100000" w14:t="100000" w14:r="0" w14:b="0"/>
-                    </w14:path>
-                  </w14:gradFill>
-                </w14:textFill>
               </w:rPr>
               <m:t>1</m:t>
             </m:r>
@@ -416,24 +333,9 @@
             <m:r>
               <w:rPr>
                 <w:rFonts w:ascii="Cambria Math" w:hAnsi="Cambria Math" w:cs="Times New Roman"/>
-                <w:color w:val="FF0000"/>
+                <w:color w:val="FFFFFF" w:themeColor="background1"/>
                 <w:sz w:val="32"/>
                 <w:szCs w:val="32"/>
-                <w14:textFill>
-                  <w14:gradFill>
-                    <w14:gsLst>
-                      <w14:gs w14:pos="0">
-                        <w14:srgbClr w14:val="FFFF00"/>
-                      </w14:gs>
-                      <w14:gs w14:pos="100000">
-                        <w14:srgbClr w14:val="00FFFF"/>
-                      </w14:gs>
-                    </w14:gsLst>
-                    <w14:path w14:path="circle">
-                      <w14:fillToRect w14:l="100000" w14:t="100000" w14:r="0" w14:b="0"/>
-                    </w14:path>
-                  </w14:gradFill>
-                </w14:textFill>
               </w:rPr>
               <m:t>Rp</m:t>
             </m:r>
@@ -442,24 +344,9 @@
         <m:r>
           <w:rPr>
             <w:rFonts w:ascii="Cambria Math" w:hAnsi="Cambria Math" w:cs="Times New Roman"/>
-            <w:color w:val="FF0000"/>
+            <w:color w:val="FFFFFF" w:themeColor="background1"/>
             <w:sz w:val="32"/>
             <w:szCs w:val="32"/>
-            <w14:textFill>
-              <w14:gradFill>
-                <w14:gsLst>
-                  <w14:gs w14:pos="0">
-                    <w14:srgbClr w14:val="FFFF00"/>
-                  </w14:gs>
-                  <w14:gs w14:pos="100000">
-                    <w14:srgbClr w14:val="00FFFF"/>
-                  </w14:gs>
-                </w14:gsLst>
-                <w14:path w14:path="circle">
-                  <w14:fillToRect w14:l="100000" w14:t="100000" w14:r="0" w14:b="0"/>
-                </w14:path>
-              </w14:gradFill>
-            </w14:textFill>
           </w:rPr>
           <m:t>=</m:t>
         </m:r>
@@ -469,24 +356,9 @@
               <w:rPr>
                 <w:rFonts w:ascii="Cambria Math" w:hAnsi="Cambria Math" w:cs="Times New Roman"/>
                 <w:i/>
-                <w:color w:val="FF0000"/>
+                <w:color w:val="FFFFFF" w:themeColor="background1"/>
                 <w:sz w:val="32"/>
                 <w:szCs w:val="32"/>
-                <w14:textFill>
-                  <w14:gradFill>
-                    <w14:gsLst>
-                      <w14:gs w14:pos="0">
-                        <w14:srgbClr w14:val="FFFF00"/>
-                      </w14:gs>
-                      <w14:gs w14:pos="100000">
-                        <w14:srgbClr w14:val="00FFFF"/>
-                      </w14:gs>
-                    </w14:gsLst>
-                    <w14:path w14:path="circle">
-                      <w14:fillToRect w14:l="100000" w14:t="100000" w14:r="0" w14:b="0"/>
-                    </w14:path>
-                  </w14:gradFill>
-                </w14:textFill>
               </w:rPr>
             </m:ctrlPr>
           </m:fPr>
@@ -494,24 +366,9 @@
             <m:r>
               <w:rPr>
                 <w:rFonts w:ascii="Cambria Math" w:hAnsi="Cambria Math" w:cs="Times New Roman"/>
-                <w:color w:val="FF0000"/>
+                <w:color w:val="FFFFFF" w:themeColor="background1"/>
                 <w:sz w:val="32"/>
                 <w:szCs w:val="32"/>
-                <w14:textFill>
-                  <w14:gradFill>
-                    <w14:gsLst>
-                      <w14:gs w14:pos="0">
-                        <w14:srgbClr w14:val="FFFF00"/>
-                      </w14:gs>
-                      <w14:gs w14:pos="100000">
-                        <w14:srgbClr w14:val="00FFFF"/>
-                      </w14:gs>
-                    </w14:gsLst>
-                    <w14:path w14:path="circle">
-                      <w14:fillToRect w14:l="100000" w14:t="100000" w14:r="0" w14:b="0"/>
-                    </w14:path>
-                  </w14:gradFill>
-                </w14:textFill>
               </w:rPr>
               <m:t>1</m:t>
             </m:r>
@@ -520,24 +377,9 @@
             <m:r>
               <w:rPr>
                 <w:rFonts w:ascii="Cambria Math" w:hAnsi="Cambria Math" w:cs="Times New Roman"/>
-                <w:color w:val="FF0000"/>
+                <w:color w:val="FFFFFF" w:themeColor="background1"/>
                 <w:sz w:val="32"/>
                 <w:szCs w:val="32"/>
-                <w14:textFill>
-                  <w14:gradFill>
-                    <w14:gsLst>
-                      <w14:gs w14:pos="0">
-                        <w14:srgbClr w14:val="FFFF00"/>
-                      </w14:gs>
-                      <w14:gs w14:pos="100000">
-                        <w14:srgbClr w14:val="00FFFF"/>
-                      </w14:gs>
-                    </w14:gsLst>
-                    <w14:path w14:path="circle">
-                      <w14:fillToRect w14:l="100000" w14:t="100000" w14:r="0" w14:b="0"/>
-                    </w14:path>
-                  </w14:gradFill>
-                </w14:textFill>
               </w:rPr>
               <m:t>R1</m:t>
             </m:r>
@@ -546,24 +388,9 @@
         <m:r>
           <w:rPr>
             <w:rFonts w:ascii="Cambria Math" w:hAnsi="Cambria Math" w:cs="Times New Roman"/>
-            <w:color w:val="FF0000"/>
+            <w:color w:val="FFFFFF" w:themeColor="background1"/>
             <w:sz w:val="32"/>
             <w:szCs w:val="32"/>
-            <w14:textFill>
-              <w14:gradFill>
-                <w14:gsLst>
-                  <w14:gs w14:pos="0">
-                    <w14:srgbClr w14:val="FFFF00"/>
-                  </w14:gs>
-                  <w14:gs w14:pos="100000">
-                    <w14:srgbClr w14:val="00FFFF"/>
-                  </w14:gs>
-                </w14:gsLst>
-                <w14:path w14:path="circle">
-                  <w14:fillToRect w14:l="100000" w14:t="100000" w14:r="0" w14:b="0"/>
-                </w14:path>
-              </w14:gradFill>
-            </w14:textFill>
           </w:rPr>
           <m:t>+</m:t>
         </m:r>
@@ -573,24 +400,9 @@
               <w:rPr>
                 <w:rFonts w:ascii="Cambria Math" w:hAnsi="Cambria Math" w:cs="Times New Roman"/>
                 <w:i/>
-                <w:color w:val="FF0000"/>
+                <w:color w:val="FFFFFF" w:themeColor="background1"/>
                 <w:sz w:val="32"/>
                 <w:szCs w:val="32"/>
-                <w14:textFill>
-                  <w14:gradFill>
-                    <w14:gsLst>
-                      <w14:gs w14:pos="0">
-                        <w14:srgbClr w14:val="FFFF00"/>
-                      </w14:gs>
-                      <w14:gs w14:pos="100000">
-                        <w14:srgbClr w14:val="00FFFF"/>
-                      </w14:gs>
-                    </w14:gsLst>
-                    <w14:path w14:path="circle">
-                      <w14:fillToRect w14:l="100000" w14:t="100000" w14:r="0" w14:b="0"/>
-                    </w14:path>
-                  </w14:gradFill>
-                </w14:textFill>
               </w:rPr>
             </m:ctrlPr>
           </m:fPr>
@@ -598,24 +410,9 @@
             <m:r>
               <w:rPr>
                 <w:rFonts w:ascii="Cambria Math" w:hAnsi="Cambria Math" w:cs="Times New Roman"/>
-                <w:color w:val="FF0000"/>
+                <w:color w:val="FFFFFF" w:themeColor="background1"/>
                 <w:sz w:val="32"/>
                 <w:szCs w:val="32"/>
-                <w14:textFill>
-                  <w14:gradFill>
-                    <w14:gsLst>
-                      <w14:gs w14:pos="0">
-                        <w14:srgbClr w14:val="FFFF00"/>
-                      </w14:gs>
-                      <w14:gs w14:pos="100000">
-                        <w14:srgbClr w14:val="00FFFF"/>
-                      </w14:gs>
-                    </w14:gsLst>
-                    <w14:path w14:path="circle">
-                      <w14:fillToRect w14:l="100000" w14:t="100000" w14:r="0" w14:b="0"/>
-                    </w14:path>
-                  </w14:gradFill>
-                </w14:textFill>
               </w:rPr>
               <m:t>1</m:t>
             </m:r>
@@ -624,24 +421,9 @@
             <m:r>
               <w:rPr>
                 <w:rFonts w:ascii="Cambria Math" w:hAnsi="Cambria Math" w:cs="Times New Roman"/>
-                <w:color w:val="FF0000"/>
+                <w:color w:val="FFFFFF" w:themeColor="background1"/>
                 <w:sz w:val="32"/>
                 <w:szCs w:val="32"/>
-                <w14:textFill>
-                  <w14:gradFill>
-                    <w14:gsLst>
-                      <w14:gs w14:pos="0">
-                        <w14:srgbClr w14:val="FFFF00"/>
-                      </w14:gs>
-                      <w14:gs w14:pos="100000">
-                        <w14:srgbClr w14:val="00FFFF"/>
-                      </w14:gs>
-                    </w14:gsLst>
-                    <w14:path w14:path="circle">
-                      <w14:fillToRect w14:l="100000" w14:t="100000" w14:r="0" w14:b="0"/>
-                    </w14:path>
-                  </w14:gradFill>
-                </w14:textFill>
               </w:rPr>
               <m:t>R2</m:t>
             </m:r>
@@ -650,24 +432,9 @@
         <m:r>
           <w:rPr>
             <w:rFonts w:ascii="Cambria Math" w:hAnsi="Cambria Math" w:cs="Times New Roman"/>
-            <w:color w:val="FF0000"/>
+            <w:color w:val="FFFFFF" w:themeColor="background1"/>
             <w:sz w:val="32"/>
             <w:szCs w:val="32"/>
-            <w14:textFill>
-              <w14:gradFill>
-                <w14:gsLst>
-                  <w14:gs w14:pos="0">
-                    <w14:srgbClr w14:val="FFFF00"/>
-                  </w14:gs>
-                  <w14:gs w14:pos="100000">
-                    <w14:srgbClr w14:val="00FFFF"/>
-                  </w14:gs>
-                </w14:gsLst>
-                <w14:path w14:path="circle">
-                  <w14:fillToRect w14:l="100000" w14:t="100000" w14:r="0" w14:b="0"/>
-                </w14:path>
-              </w14:gradFill>
-            </w14:textFill>
           </w:rPr>
           <m:t>+</m:t>
         </m:r>
@@ -677,24 +444,9 @@
               <w:rPr>
                 <w:rFonts w:ascii="Cambria Math" w:hAnsi="Cambria Math" w:cs="Times New Roman"/>
                 <w:i/>
-                <w:color w:val="FF0000"/>
+                <w:color w:val="FFFFFF" w:themeColor="background1"/>
                 <w:sz w:val="32"/>
                 <w:szCs w:val="32"/>
-                <w14:textFill>
-                  <w14:gradFill>
-                    <w14:gsLst>
-                      <w14:gs w14:pos="0">
-                        <w14:srgbClr w14:val="FFFF00"/>
-                      </w14:gs>
-                      <w14:gs w14:pos="100000">
-                        <w14:srgbClr w14:val="00FFFF"/>
-                      </w14:gs>
-                    </w14:gsLst>
-                    <w14:path w14:path="circle">
-                      <w14:fillToRect w14:l="100000" w14:t="100000" w14:r="0" w14:b="0"/>
-                    </w14:path>
-                  </w14:gradFill>
-                </w14:textFill>
               </w:rPr>
             </m:ctrlPr>
           </m:fPr>
@@ -702,24 +454,9 @@
             <m:r>
               <w:rPr>
                 <w:rFonts w:ascii="Cambria Math" w:hAnsi="Cambria Math" w:cs="Times New Roman"/>
-                <w:color w:val="FF0000"/>
+                <w:color w:val="FFFFFF" w:themeColor="background1"/>
                 <w:sz w:val="32"/>
                 <w:szCs w:val="32"/>
-                <w14:textFill>
-                  <w14:gradFill>
-                    <w14:gsLst>
-                      <w14:gs w14:pos="0">
-                        <w14:srgbClr w14:val="FFFF00"/>
-                      </w14:gs>
-                      <w14:gs w14:pos="100000">
-                        <w14:srgbClr w14:val="00FFFF"/>
-                      </w14:gs>
-                    </w14:gsLst>
-                    <w14:path w14:path="circle">
-                      <w14:fillToRect w14:l="100000" w14:t="100000" w14:r="0" w14:b="0"/>
-                    </w14:path>
-                  </w14:gradFill>
-                </w14:textFill>
               </w:rPr>
               <m:t>1</m:t>
             </m:r>
@@ -728,24 +465,9 @@
             <m:r>
               <w:rPr>
                 <w:rFonts w:ascii="Cambria Math" w:hAnsi="Cambria Math" w:cs="Times New Roman"/>
-                <w:color w:val="FF0000"/>
+                <w:color w:val="FFFFFF" w:themeColor="background1"/>
                 <w:sz w:val="32"/>
                 <w:szCs w:val="32"/>
-                <w14:textFill>
-                  <w14:gradFill>
-                    <w14:gsLst>
-                      <w14:gs w14:pos="0">
-                        <w14:srgbClr w14:val="FFFF00"/>
-                      </w14:gs>
-                      <w14:gs w14:pos="100000">
-                        <w14:srgbClr w14:val="00FFFF"/>
-                      </w14:gs>
-                    </w14:gsLst>
-                    <w14:path w14:path="circle">
-                      <w14:fillToRect w14:l="100000" w14:t="100000" w14:r="0" w14:b="0"/>
-                    </w14:path>
-                  </w14:gradFill>
-                </w14:textFill>
               </w:rPr>
               <m:t>R3</m:t>
             </m:r>
@@ -762,71 +484,26 @@
         </w:numPr>
         <w:rPr>
           <w:rFonts w:ascii="Times New Roman" w:eastAsiaTheme="minorEastAsia" w:hAnsi="Times New Roman" w:cs="Times New Roman"/>
-          <w:color w:val="FF0000"/>
+          <w:color w:val="FFFFFF" w:themeColor="background1"/>
           <w:sz w:val="32"/>
           <w:szCs w:val="32"/>
-          <w14:textFill>
-            <w14:gradFill>
-              <w14:gsLst>
-                <w14:gs w14:pos="0">
-                  <w14:srgbClr w14:val="FFFF00"/>
-                </w14:gs>
-                <w14:gs w14:pos="100000">
-                  <w14:srgbClr w14:val="00FFFF"/>
-                </w14:gs>
-              </w14:gsLst>
-              <w14:path w14:path="circle">
-                <w14:fillToRect w14:l="100000" w14:t="100000" w14:r="0" w14:b="0"/>
-              </w14:path>
-            </w14:gradFill>
-          </w14:textFill>
         </w:rPr>
       </w:pPr>
       <w:r>
         <w:rPr>
           <w:rFonts w:ascii="Times New Roman" w:eastAsiaTheme="minorEastAsia" w:hAnsi="Times New Roman" w:cs="Times New Roman"/>
-          <w:color w:val="FF0000"/>
+          <w:color w:val="FFFFFF" w:themeColor="background1"/>
           <w:sz w:val="28"/>
           <w:szCs w:val="28"/>
-          <w14:textFill>
-            <w14:gradFill>
-              <w14:gsLst>
-                <w14:gs w14:pos="0">
-                  <w14:srgbClr w14:val="FFFF00"/>
-                </w14:gs>
-                <w14:gs w14:pos="100000">
-                  <w14:srgbClr w14:val="00FFFF"/>
-                </w14:gs>
-              </w14:gsLst>
-              <w14:path w14:path="circle">
-                <w14:fillToRect w14:l="100000" w14:t="100000" w14:r="0" w14:b="0"/>
-              </w14:path>
-            </w14:gradFill>
-          </w14:textFill>
         </w:rPr>
         <w:t>For resistors of the same type</w:t>
       </w:r>
       <w:r>
         <w:rPr>
           <w:rFonts w:ascii="Times New Roman" w:eastAsiaTheme="minorEastAsia" w:hAnsi="Times New Roman" w:cs="Times New Roman"/>
-          <w:color w:val="FF0000"/>
+          <w:color w:val="FFFFFF" w:themeColor="background1"/>
           <w:sz w:val="28"/>
           <w:szCs w:val="28"/>
-          <w14:textFill>
-            <w14:gradFill>
-              <w14:gsLst>
-                <w14:gs w14:pos="0">
-                  <w14:srgbClr w14:val="FFFF00"/>
-                </w14:gs>
-                <w14:gs w14:pos="100000">
-                  <w14:srgbClr w14:val="00FFFF"/>
-                </w14:gs>
-              </w14:gsLst>
-              <w14:path w14:path="circle">
-                <w14:fillToRect w14:l="100000" w14:t="100000" w14:r="0" w14:b="0"/>
-              </w14:path>
-            </w14:gradFill>
-          </w14:textFill>
         </w:rPr>
         <w:t xml:space="preserve">: </w:t>
       </w:r>
@@ -834,24 +511,9 @@
         <m:r>
           <w:rPr>
             <w:rFonts w:ascii="Cambria Math" w:eastAsiaTheme="minorEastAsia" w:hAnsi="Cambria Math" w:cs="Times New Roman"/>
-            <w:color w:val="FF0000"/>
+            <w:color w:val="FFFFFF" w:themeColor="background1"/>
             <w:sz w:val="32"/>
             <w:szCs w:val="32"/>
-            <w14:textFill>
-              <w14:gradFill>
-                <w14:gsLst>
-                  <w14:gs w14:pos="0">
-                    <w14:srgbClr w14:val="FFFF00"/>
-                  </w14:gs>
-                  <w14:gs w14:pos="100000">
-                    <w14:srgbClr w14:val="00FFFF"/>
-                  </w14:gs>
-                </w14:gsLst>
-                <w14:path w14:path="circle">
-                  <w14:fillToRect w14:l="100000" w14:t="100000" w14:r="0" w14:b="0"/>
-                </w14:path>
-              </w14:gradFill>
-            </w14:textFill>
           </w:rPr>
           <m:t xml:space="preserve">Rp= </m:t>
         </m:r>
@@ -861,24 +523,9 @@
               <w:rPr>
                 <w:rFonts w:ascii="Cambria Math" w:eastAsiaTheme="minorEastAsia" w:hAnsi="Cambria Math" w:cs="Times New Roman"/>
                 <w:i/>
-                <w:color w:val="FF0000"/>
+                <w:color w:val="FFFFFF" w:themeColor="background1"/>
                 <w:sz w:val="32"/>
                 <w:szCs w:val="32"/>
-                <w14:textFill>
-                  <w14:gradFill>
-                    <w14:gsLst>
-                      <w14:gs w14:pos="0">
-                        <w14:srgbClr w14:val="FFFF00"/>
-                      </w14:gs>
-                      <w14:gs w14:pos="100000">
-                        <w14:srgbClr w14:val="00FFFF"/>
-                      </w14:gs>
-                    </w14:gsLst>
-                    <w14:path w14:path="circle">
-                      <w14:fillToRect w14:l="100000" w14:t="100000" w14:r="0" w14:b="0"/>
-                    </w14:path>
-                  </w14:gradFill>
-                </w14:textFill>
               </w:rPr>
             </m:ctrlPr>
           </m:fPr>
@@ -886,24 +533,9 @@
             <m:r>
               <w:rPr>
                 <w:rFonts w:ascii="Cambria Math" w:eastAsiaTheme="minorEastAsia" w:hAnsi="Cambria Math" w:cs="Times New Roman"/>
-                <w:color w:val="FF0000"/>
+                <w:color w:val="FFFFFF" w:themeColor="background1"/>
                 <w:sz w:val="32"/>
                 <w:szCs w:val="32"/>
-                <w14:textFill>
-                  <w14:gradFill>
-                    <w14:gsLst>
-                      <w14:gs w14:pos="0">
-                        <w14:srgbClr w14:val="FFFF00"/>
-                      </w14:gs>
-                      <w14:gs w14:pos="100000">
-                        <w14:srgbClr w14:val="00FFFF"/>
-                      </w14:gs>
-                    </w14:gsLst>
-                    <w14:path w14:path="circle">
-                      <w14:fillToRect w14:l="100000" w14:t="100000" w14:r="0" w14:b="0"/>
-                    </w14:path>
-                  </w14:gradFill>
-                </w14:textFill>
               </w:rPr>
               <m:t>R</m:t>
             </m:r>
@@ -912,24 +544,9 @@
             <m:r>
               <w:rPr>
                 <w:rFonts w:ascii="Cambria Math" w:eastAsiaTheme="minorEastAsia" w:hAnsi="Cambria Math" w:cs="Times New Roman"/>
-                <w:color w:val="FF0000"/>
+                <w:color w:val="FFFFFF" w:themeColor="background1"/>
                 <w:sz w:val="32"/>
                 <w:szCs w:val="32"/>
-                <w14:textFill>
-                  <w14:gradFill>
-                    <w14:gsLst>
-                      <w14:gs w14:pos="0">
-                        <w14:srgbClr w14:val="FFFF00"/>
-                      </w14:gs>
-                      <w14:gs w14:pos="100000">
-                        <w14:srgbClr w14:val="00FFFF"/>
-                      </w14:gs>
-                    </w14:gsLst>
-                    <w14:path w14:path="circle">
-                      <w14:fillToRect w14:l="100000" w14:t="100000" w14:r="0" w14:b="0"/>
-                    </w14:path>
-                  </w14:gradFill>
-                </w14:textFill>
               </w:rPr>
               <m:t>n</m:t>
             </m:r>
@@ -941,95 +558,26 @@
       <w:pPr>
         <w:rPr>
           <w:rFonts w:ascii="Times New Roman" w:eastAsiaTheme="minorEastAsia" w:hAnsi="Times New Roman" w:cs="Times New Roman"/>
-          <w:color w:val="FF0000"/>
+          <w:color w:val="FFFFFF" w:themeColor="background1"/>
           <w:sz w:val="28"/>
           <w:szCs w:val="28"/>
-          <w14:textFill>
-            <w14:gradFill>
-              <w14:gsLst>
-                <w14:gs w14:pos="0">
-                  <w14:srgbClr w14:val="FFFF00"/>
-                </w14:gs>
-                <w14:gs w14:pos="100000">
-                  <w14:srgbClr w14:val="00FFFF"/>
-                </w14:gs>
-              </w14:gsLst>
-              <w14:path w14:path="circle">
-                <w14:fillToRect w14:l="100000" w14:t="100000" w14:r="0" w14:b="0"/>
-              </w14:path>
-            </w14:gradFill>
-          </w14:textFill>
         </w:rPr>
       </w:pPr>
       <w:r>
         <w:rPr>
           <w:rFonts w:ascii="Times New Roman" w:eastAsiaTheme="minorEastAsia" w:hAnsi="Times New Roman" w:cs="Times New Roman"/>
-          <w:color w:val="FF0000"/>
+          <w:color w:val="FFFFFF" w:themeColor="background1"/>
           <w:sz w:val="28"/>
           <w:szCs w:val="28"/>
-          <w14:textFill>
-            <w14:gradFill>
-              <w14:gsLst>
-                <w14:gs w14:pos="0">
-                  <w14:srgbClr w14:val="FFFF00"/>
-                </w14:gs>
-                <w14:gs w14:pos="100000">
-                  <w14:srgbClr w14:val="00FFFF"/>
-                </w14:gs>
-              </w14:gsLst>
-              <w14:path w14:path="circle">
-                <w14:fillToRect w14:l="100000" w14:t="100000" w14:r="0" w14:b="0"/>
-              </w14:path>
-            </w14:gradFill>
-          </w14:textFill>
         </w:rPr>
-        <w:t>Formula for direct current</w:t>
+        <w:t xml:space="preserve">Formula for direct current </w:t>
       </w:r>
       <w:r>
         <w:rPr>
           <w:rFonts w:ascii="Times New Roman" w:eastAsiaTheme="minorEastAsia" w:hAnsi="Times New Roman" w:cs="Times New Roman"/>
-          <w:color w:val="FF0000"/>
+          <w:color w:val="FFFFFF" w:themeColor="background1"/>
           <w:sz w:val="28"/>
           <w:szCs w:val="28"/>
-          <w14:textFill>
-            <w14:gradFill>
-              <w14:gsLst>
-                <w14:gs w14:pos="0">
-                  <w14:srgbClr w14:val="FFFF00"/>
-                </w14:gs>
-                <w14:gs w14:pos="100000">
-                  <w14:srgbClr w14:val="00FFFF"/>
-                </w14:gs>
-              </w14:gsLst>
-              <w14:path w14:path="circle">
-                <w14:fillToRect w14:l="100000" w14:t="100000" w14:r="0" w14:b="0"/>
-              </w14:path>
-            </w14:gradFill>
-          </w14:textFill>
-        </w:rPr>
-        <w:t xml:space="preserve"> </w:t>
-      </w:r>
-      <w:r>
-        <w:rPr>
-          <w:rFonts w:ascii="Times New Roman" w:eastAsiaTheme="minorEastAsia" w:hAnsi="Times New Roman" w:cs="Times New Roman"/>
-          <w:color w:val="FF0000"/>
-          <w:sz w:val="28"/>
-          <w:szCs w:val="28"/>
-          <w14:textFill>
-            <w14:gradFill>
-              <w14:gsLst>
-                <w14:gs w14:pos="0">
-                  <w14:srgbClr w14:val="FFFF00"/>
-                </w14:gs>
-                <w14:gs w14:pos="100000">
-                  <w14:srgbClr w14:val="00FFFF"/>
-                </w14:gs>
-              </w14:gsLst>
-              <w14:path w14:path="circle">
-                <w14:fillToRect w14:l="100000" w14:t="100000" w14:r="0" w14:b="0"/>
-              </w14:path>
-            </w14:gradFill>
-          </w14:textFill>
         </w:rPr>
         <w:t>(I):</w:t>
       </w:r>
@@ -1043,47 +591,17 @@
         </w:numPr>
         <w:rPr>
           <w:rFonts w:ascii="Times New Roman" w:eastAsiaTheme="minorEastAsia" w:hAnsi="Times New Roman" w:cs="Times New Roman"/>
-          <w:color w:val="FF0000"/>
+          <w:color w:val="FFFFFF" w:themeColor="background1"/>
           <w:sz w:val="28"/>
           <w:szCs w:val="28"/>
-          <w14:textFill>
-            <w14:gradFill>
-              <w14:gsLst>
-                <w14:gs w14:pos="0">
-                  <w14:srgbClr w14:val="FFFF00"/>
-                </w14:gs>
-                <w14:gs w14:pos="100000">
-                  <w14:srgbClr w14:val="00FFFF"/>
-                </w14:gs>
-              </w14:gsLst>
-              <w14:path w14:path="circle">
-                <w14:fillToRect w14:l="100000" w14:t="100000" w14:r="0" w14:b="0"/>
-              </w14:path>
-            </w14:gradFill>
-          </w14:textFill>
         </w:rPr>
       </w:pPr>
       <w:r>
         <w:rPr>
           <w:rFonts w:ascii="Times New Roman" w:eastAsiaTheme="minorEastAsia" w:hAnsi="Times New Roman" w:cs="Times New Roman"/>
-          <w:color w:val="FF0000"/>
+          <w:color w:val="FFFFFF" w:themeColor="background1"/>
           <w:sz w:val="28"/>
           <w:szCs w:val="28"/>
-          <w14:textFill>
-            <w14:gradFill>
-              <w14:gsLst>
-                <w14:gs w14:pos="0">
-                  <w14:srgbClr w14:val="FFFF00"/>
-                </w14:gs>
-                <w14:gs w14:pos="100000">
-                  <w14:srgbClr w14:val="00FFFF"/>
-                </w14:gs>
-              </w14:gsLst>
-              <w14:path w14:path="circle">
-                <w14:fillToRect w14:l="100000" w14:t="100000" w14:r="0" w14:b="0"/>
-              </w14:path>
-            </w14:gradFill>
-          </w14:textFill>
         </w:rPr>
         <w:t xml:space="preserve">I: U </w:t>
       </w:r>
@@ -1091,24 +609,9 @@
         <m:r>
           <w:rPr>
             <w:rFonts w:ascii="Cambria Math" w:eastAsiaTheme="minorEastAsia" w:hAnsi="Cambria Math" w:cs="Times New Roman"/>
-            <w:color w:val="FF0000"/>
+            <w:color w:val="FFFFFF" w:themeColor="background1"/>
             <w:sz w:val="28"/>
             <w:szCs w:val="28"/>
-            <w14:textFill>
-              <w14:gradFill>
-                <w14:gsLst>
-                  <w14:gs w14:pos="0">
-                    <w14:srgbClr w14:val="FFFF00"/>
-                  </w14:gs>
-                  <w14:gs w14:pos="100000">
-                    <w14:srgbClr w14:val="00FFFF"/>
-                  </w14:gs>
-                </w14:gsLst>
-                <w14:path w14:path="circle">
-                  <w14:fillToRect w14:l="100000" w14:t="100000" w14:r="0" w14:b="0"/>
-                </w14:path>
-              </w14:gradFill>
-            </w14:textFill>
           </w:rPr>
           <m:t>∙</m:t>
         </m:r>
@@ -1116,49 +619,19 @@
       <w:r>
         <w:rPr>
           <w:rFonts w:ascii="Times New Roman" w:eastAsiaTheme="minorEastAsia" w:hAnsi="Times New Roman" w:cs="Times New Roman"/>
-          <w:color w:val="FF0000"/>
+          <w:color w:val="FFFFFF" w:themeColor="background1"/>
           <w:sz w:val="28"/>
           <w:szCs w:val="28"/>
-          <w14:textFill>
-            <w14:gradFill>
-              <w14:gsLst>
-                <w14:gs w14:pos="0">
-                  <w14:srgbClr w14:val="FFFF00"/>
-                </w14:gs>
-                <w14:gs w14:pos="100000">
-                  <w14:srgbClr w14:val="00FFFF"/>
-                </w14:gs>
-              </w14:gsLst>
-              <w14:path w14:path="circle">
-                <w14:fillToRect w14:l="100000" w14:t="100000" w14:r="0" w14:b="0"/>
-              </w14:path>
-            </w14:gradFill>
-          </w14:textFill>
         </w:rPr>
         <w:t xml:space="preserve"> R</w:t>
       </w:r>
       <w:r>
         <w:rPr>
           <w:rFonts w:ascii="Times New Roman" w:eastAsiaTheme="minorEastAsia" w:hAnsi="Times New Roman" w:cs="Times New Roman"/>
-          <w:color w:val="FF0000"/>
+          <w:color w:val="FFFFFF" w:themeColor="background1"/>
           <w:sz w:val="28"/>
           <w:szCs w:val="28"/>
           <w:vertAlign w:val="subscript"/>
-          <w14:textFill>
-            <w14:gradFill>
-              <w14:gsLst>
-                <w14:gs w14:pos="0">
-                  <w14:srgbClr w14:val="FFFF00"/>
-                </w14:gs>
-                <w14:gs w14:pos="100000">
-                  <w14:srgbClr w14:val="00FFFF"/>
-                </w14:gs>
-              </w14:gsLst>
-              <w14:path w14:path="circle">
-                <w14:fillToRect w14:l="100000" w14:t="100000" w14:r="0" w14:b="0"/>
-              </w14:path>
-            </w14:gradFill>
-          </w14:textFill>
         </w:rPr>
         <w:t>e</w:t>
       </w:r>
@@ -1168,95 +641,35 @@
         <w:ind w:left="360"/>
         <w:rPr>
           <w:rFonts w:ascii="Times New Roman" w:eastAsiaTheme="minorEastAsia" w:hAnsi="Times New Roman" w:cs="Times New Roman"/>
-          <w:color w:val="FF0000"/>
+          <w:color w:val="FFFFFF" w:themeColor="background1"/>
           <w:sz w:val="28"/>
           <w:szCs w:val="28"/>
-          <w14:textFill>
-            <w14:gradFill>
-              <w14:gsLst>
-                <w14:gs w14:pos="0">
-                  <w14:srgbClr w14:val="FFFF00"/>
-                </w14:gs>
-                <w14:gs w14:pos="100000">
-                  <w14:srgbClr w14:val="00FFFF"/>
-                </w14:gs>
-              </w14:gsLst>
-              <w14:path w14:path="circle">
-                <w14:fillToRect w14:l="100000" w14:t="100000" w14:r="0" w14:b="0"/>
-              </w14:path>
-            </w14:gradFill>
-          </w14:textFill>
         </w:rPr>
       </w:pPr>
       <w:r>
         <w:rPr>
           <w:rFonts w:ascii="Times New Roman" w:eastAsiaTheme="minorEastAsia" w:hAnsi="Times New Roman" w:cs="Times New Roman"/>
-          <w:color w:val="FF0000"/>
+          <w:color w:val="FFFFFF" w:themeColor="background1"/>
           <w:sz w:val="28"/>
           <w:szCs w:val="28"/>
-          <w14:textFill>
-            <w14:gradFill>
-              <w14:gsLst>
-                <w14:gs w14:pos="0">
-                  <w14:srgbClr w14:val="FFFF00"/>
-                </w14:gs>
-                <w14:gs w14:pos="100000">
-                  <w14:srgbClr w14:val="00FFFF"/>
-                </w14:gs>
-              </w14:gsLst>
-              <w14:path w14:path="circle">
-                <w14:fillToRect w14:l="100000" w14:t="100000" w14:r="0" w14:b="0"/>
-              </w14:path>
-            </w14:gradFill>
-          </w14:textFill>
         </w:rPr>
         <w:t>If we have different values for the three resistors in the second drawing, then the value of the equivalent resistance Re in the first drawing is the arithmetic mean of these values</w:t>
       </w:r>
       <w:r>
         <w:rPr>
           <w:rFonts w:ascii="Times New Roman" w:eastAsiaTheme="minorEastAsia" w:hAnsi="Times New Roman" w:cs="Times New Roman"/>
-          <w:color w:val="FF0000"/>
+          <w:color w:val="FFFFFF" w:themeColor="background1"/>
           <w:sz w:val="28"/>
           <w:szCs w:val="28"/>
-          <w14:textFill>
-            <w14:gradFill>
-              <w14:gsLst>
-                <w14:gs w14:pos="0">
-                  <w14:srgbClr w14:val="FFFF00"/>
-                </w14:gs>
-                <w14:gs w14:pos="100000">
-                  <w14:srgbClr w14:val="00FFFF"/>
-                </w14:gs>
-              </w14:gsLst>
-              <w14:path w14:path="circle">
-                <w14:fillToRect w14:l="100000" w14:t="100000" w14:r="0" w14:b="0"/>
-              </w14:path>
-            </w14:gradFill>
-          </w14:textFill>
         </w:rPr>
         <w:t>.</w:t>
       </w:r>
       <w:r>
         <w:rPr>
           <w:rFonts w:ascii="Times New Roman" w:eastAsiaTheme="minorEastAsia" w:hAnsi="Times New Roman" w:cs="Times New Roman"/>
-          <w:color w:val="FF0000"/>
+          <w:color w:val="FFFFFF" w:themeColor="background1"/>
           <w:sz w:val="28"/>
           <w:szCs w:val="28"/>
-          <w14:textFill>
-            <w14:gradFill>
-              <w14:gsLst>
-                <w14:gs w14:pos="0">
-                  <w14:srgbClr w14:val="FFFF00"/>
-                </w14:gs>
-                <w14:gs w14:pos="100000">
-                  <w14:srgbClr w14:val="00FFFF"/>
-                </w14:gs>
-              </w14:gsLst>
-              <w14:path w14:path="circle">
-                <w14:fillToRect w14:l="100000" w14:t="100000" w14:r="0" w14:b="0"/>
-              </w14:path>
-            </w14:gradFill>
-          </w14:textFill>
         </w:rPr>
         <w:t xml:space="preserve"> </w:t>
       </w:r>
@@ -1264,24 +677,9 @@
         <m:r>
           <w:rPr>
             <w:rFonts w:ascii="Cambria Math" w:eastAsiaTheme="minorEastAsia" w:hAnsi="Cambria Math" w:cs="Times New Roman"/>
-            <w:color w:val="FF0000"/>
+            <w:color w:val="FFFFFF" w:themeColor="background1"/>
             <w:sz w:val="32"/>
             <w:szCs w:val="32"/>
-            <w14:textFill>
-              <w14:gradFill>
-                <w14:gsLst>
-                  <w14:gs w14:pos="0">
-                    <w14:srgbClr w14:val="FFFF00"/>
-                  </w14:gs>
-                  <w14:gs w14:pos="100000">
-                    <w14:srgbClr w14:val="00FFFF"/>
-                  </w14:gs>
-                </w14:gsLst>
-                <w14:path w14:path="circle">
-                  <w14:fillToRect w14:l="100000" w14:t="100000" w14:r="0" w14:b="0"/>
-                </w14:path>
-              </w14:gradFill>
-            </w14:textFill>
           </w:rPr>
           <m:t xml:space="preserve">Re= </m:t>
         </m:r>
@@ -1291,24 +689,9 @@
               <w:rPr>
                 <w:rFonts w:ascii="Cambria Math" w:eastAsiaTheme="minorEastAsia" w:hAnsi="Cambria Math" w:cs="Times New Roman"/>
                 <w:i/>
-                <w:color w:val="FF0000"/>
+                <w:color w:val="FFFFFF" w:themeColor="background1"/>
                 <w:sz w:val="32"/>
                 <w:szCs w:val="32"/>
-                <w14:textFill>
-                  <w14:gradFill>
-                    <w14:gsLst>
-                      <w14:gs w14:pos="0">
-                        <w14:srgbClr w14:val="FFFF00"/>
-                      </w14:gs>
-                      <w14:gs w14:pos="100000">
-                        <w14:srgbClr w14:val="00FFFF"/>
-                      </w14:gs>
-                    </w14:gsLst>
-                    <w14:path w14:path="circle">
-                      <w14:fillToRect w14:l="100000" w14:t="100000" w14:r="0" w14:b="0"/>
-                    </w14:path>
-                  </w14:gradFill>
-                </w14:textFill>
               </w:rPr>
             </m:ctrlPr>
           </m:fPr>
@@ -1316,24 +699,9 @@
             <m:r>
               <w:rPr>
                 <w:rFonts w:ascii="Cambria Math" w:eastAsiaTheme="minorEastAsia" w:hAnsi="Cambria Math" w:cs="Times New Roman"/>
-                <w:color w:val="FF0000"/>
+                <w:color w:val="FFFFFF" w:themeColor="background1"/>
                 <w:sz w:val="32"/>
                 <w:szCs w:val="32"/>
-                <w14:textFill>
-                  <w14:gradFill>
-                    <w14:gsLst>
-                      <w14:gs w14:pos="0">
-                        <w14:srgbClr w14:val="FFFF00"/>
-                      </w14:gs>
-                      <w14:gs w14:pos="100000">
-                        <w14:srgbClr w14:val="00FFFF"/>
-                      </w14:gs>
-                    </w14:gsLst>
-                    <w14:path w14:path="circle">
-                      <w14:fillToRect w14:l="100000" w14:t="100000" w14:r="0" w14:b="0"/>
-                    </w14:path>
-                  </w14:gradFill>
-                </w14:textFill>
               </w:rPr>
               <m:t>R1+R2+R3</m:t>
             </m:r>
@@ -1342,24 +710,9 @@
             <m:r>
               <w:rPr>
                 <w:rFonts w:ascii="Cambria Math" w:eastAsiaTheme="minorEastAsia" w:hAnsi="Cambria Math" w:cs="Times New Roman"/>
-                <w:color w:val="FF0000"/>
+                <w:color w:val="FFFFFF" w:themeColor="background1"/>
                 <w:sz w:val="32"/>
                 <w:szCs w:val="32"/>
-                <w14:textFill>
-                  <w14:gradFill>
-                    <w14:gsLst>
-                      <w14:gs w14:pos="0">
-                        <w14:srgbClr w14:val="FFFF00"/>
-                      </w14:gs>
-                      <w14:gs w14:pos="100000">
-                        <w14:srgbClr w14:val="00FFFF"/>
-                      </w14:gs>
-                    </w14:gsLst>
-                    <w14:path w14:path="circle">
-                      <w14:fillToRect w14:l="100000" w14:t="100000" w14:r="0" w14:b="0"/>
-                    </w14:path>
-                  </w14:gradFill>
-                </w14:textFill>
               </w:rPr>
               <m:t>3</m:t>
             </m:r>
@@ -1406,41 +759,89 @@
         <w:ind w:left="720"/>
         <w:rPr>
           <w:rFonts w:ascii="Times New Roman" w:hAnsi="Times New Roman" w:cs="Times New Roman"/>
+          <w:color w:val="FFFFFF" w:themeColor="background1"/>
           <w:sz w:val="28"/>
           <w:szCs w:val="28"/>
-          <w14:textFill>
-            <w14:gradFill>
-              <w14:gsLst>
-                <w14:gs w14:pos="0">
-                  <w14:srgbClr w14:val="FF6600"/>
-                </w14:gs>
-                <w14:gs w14:pos="100000">
-                  <w14:srgbClr w14:val="FFFF00"/>
-                </w14:gs>
-              </w14:gsLst>
-              <w14:lin w14:ang="16200000" w14:scaled="0"/>
-            </w14:gradFill>
-          </w14:textFill>
         </w:rPr>
       </w:pPr>
       <w:r>
         <w:rPr>
           <w:rFonts w:ascii="Times New Roman" w:hAnsi="Times New Roman" w:cs="Times New Roman"/>
+          <w:noProof/>
+          <w:color w:val="FFFFFF" w:themeColor="background1"/>
           <w:sz w:val="28"/>
           <w:szCs w:val="28"/>
-          <w14:textFill>
-            <w14:gradFill>
-              <w14:gsLst>
-                <w14:gs w14:pos="0">
-                  <w14:srgbClr w14:val="FF6600"/>
-                </w14:gs>
-                <w14:gs w14:pos="100000">
-                  <w14:srgbClr w14:val="FFFF00"/>
-                </w14:gs>
-              </w14:gsLst>
-              <w14:lin w14:ang="16200000" w14:scaled="0"/>
-            </w14:gradFill>
-          </w14:textFill>
+        </w:rPr>
+        <mc:AlternateContent>
+          <mc:Choice Requires="wps">
+            <w:drawing>
+              <wp:anchor distT="0" distB="0" distL="114300" distR="114300" simplePos="0" relativeHeight="251659264" behindDoc="1" locked="0" layoutInCell="1" allowOverlap="1" wp14:anchorId="24AC2832" wp14:editId="0253B112">
+                <wp:simplePos x="0" y="0"/>
+                <wp:positionH relativeFrom="column">
+                  <wp:posOffset>381000</wp:posOffset>
+                </wp:positionH>
+                <wp:positionV relativeFrom="paragraph">
+                  <wp:posOffset>-1905</wp:posOffset>
+                </wp:positionV>
+                <wp:extent cx="3638550" cy="247650"/>
+                <wp:effectExtent l="0" t="0" r="19050" b="19050"/>
+                <wp:wrapNone/>
+                <wp:docPr id="1824920689" name="Rectangle 3"/>
+                <wp:cNvGraphicFramePr/>
+                <a:graphic xmlns:a="http://schemas.openxmlformats.org/drawingml/2006/main">
+                  <a:graphicData uri="http://schemas.microsoft.com/office/word/2010/wordprocessingShape">
+                    <wps:wsp>
+                      <wps:cNvSpPr/>
+                      <wps:spPr>
+                        <a:xfrm>
+                          <a:off x="0" y="0"/>
+                          <a:ext cx="3638550" cy="247650"/>
+                        </a:xfrm>
+                        <a:prstGeom prst="rect">
+                          <a:avLst/>
+                        </a:prstGeom>
+                      </wps:spPr>
+                      <wps:style>
+                        <a:lnRef idx="2">
+                          <a:schemeClr val="dk1">
+                            <a:shade val="15000"/>
+                          </a:schemeClr>
+                        </a:lnRef>
+                        <a:fillRef idx="1">
+                          <a:schemeClr val="dk1"/>
+                        </a:fillRef>
+                        <a:effectRef idx="0">
+                          <a:schemeClr val="dk1"/>
+                        </a:effectRef>
+                        <a:fontRef idx="minor">
+                          <a:schemeClr val="lt1"/>
+                        </a:fontRef>
+                      </wps:style>
+                      <wps:bodyPr rot="0" spcFirstLastPara="0" vertOverflow="overflow" horzOverflow="overflow" vert="horz" wrap="square" lIns="91440" tIns="45720" rIns="91440" bIns="45720" numCol="1" spcCol="0" rtlCol="0" fromWordArt="0" anchor="ctr" anchorCtr="0" forceAA="0" compatLnSpc="1">
+                        <a:prstTxWarp prst="textNoShape">
+                          <a:avLst/>
+                        </a:prstTxWarp>
+                        <a:noAutofit/>
+                      </wps:bodyPr>
+                    </wps:wsp>
+                  </a:graphicData>
+                </a:graphic>
+              </wp:anchor>
+            </w:drawing>
+          </mc:Choice>
+          <mc:Fallback>
+            <w:pict>
+              <v:rect w14:anchorId="2245BF6D" id="Rectangle 3" o:spid="_x0000_s1026" style="position:absolute;margin-left:30pt;margin-top:-.15pt;width:286.5pt;height:19.5pt;z-index:-251657216;visibility:visible;mso-wrap-style:square;mso-wrap-distance-left:9pt;mso-wrap-distance-top:0;mso-wrap-distance-right:9pt;mso-wrap-distance-bottom:0;mso-position-horizontal:absolute;mso-position-horizontal-relative:text;mso-position-vertical:absolute;mso-position-vertical-relative:text;v-text-anchor:middle" o:gfxdata="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" fillcolor="black [3200]" strokecolor="black [480]" strokeweight="1pt"/>
+            </w:pict>
+          </mc:Fallback>
+        </mc:AlternateContent>
+      </w:r>
+      <w:r>
+        <w:rPr>
+          <w:rFonts w:ascii="Times New Roman" w:hAnsi="Times New Roman" w:cs="Times New Roman"/>
+          <w:color w:val="FFFFFF" w:themeColor="background1"/>
+          <w:sz w:val="28"/>
+          <w:szCs w:val="28"/>
         </w:rPr>
         <w:t>Table of the three resistors connected in parallel</w:t>
       </w:r>
@@ -1476,14 +877,12 @@
                 <w:color w:val="66FFFF"/>
               </w:rPr>
             </w:pPr>
-            <w:proofErr w:type="spellStart"/>
             <w:r>
               <w:rPr>
                 <w:color w:val="66FFFF"/>
               </w:rPr>
               <w:t>Ordine</w:t>
             </w:r>
-            <w:proofErr w:type="spellEnd"/>
           </w:p>
         </w:tc>
         <w:tc>
@@ -3377,25 +2776,7 @@
                                   <w:sz w:val="24"/>
                                   <w:szCs w:val="24"/>
                                 </w:rPr>
-                                <w:t xml:space="preserve">Antohi Andi Ionel </w:t>
-                              </w:r>
-                              <w:proofErr w:type="spellStart"/>
-                              <w:r>
-                                <w:rPr>
-                                  <w:color w:val="FFFFFF" w:themeColor="background1"/>
-                                  <w:sz w:val="24"/>
-                                  <w:szCs w:val="24"/>
-                                </w:rPr>
-                                <w:t>grupa</w:t>
-                              </w:r>
-                              <w:proofErr w:type="spellEnd"/>
-                              <w:r>
-                                <w:rPr>
-                                  <w:color w:val="FFFFFF" w:themeColor="background1"/>
-                                  <w:sz w:val="24"/>
-                                  <w:szCs w:val="24"/>
-                                </w:rPr>
-                                <w:t xml:space="preserve"> 211C</w:t>
+                                <w:t>Antohi Andi Ionel grupa 211C</w:t>
                               </w:r>
                             </w:p>
                           </w:txbxContent>
@@ -3443,25 +2824,7 @@
                             <w:sz w:val="24"/>
                             <w:szCs w:val="24"/>
                           </w:rPr>
-                          <w:t xml:space="preserve">Antohi Andi Ionel </w:t>
-                        </w:r>
-                        <w:proofErr w:type="spellStart"/>
-                        <w:r>
-                          <w:rPr>
-                            <w:color w:val="FFFFFF" w:themeColor="background1"/>
-                            <w:sz w:val="24"/>
-                            <w:szCs w:val="24"/>
-                          </w:rPr>
-                          <w:t>grupa</w:t>
-                        </w:r>
-                        <w:proofErr w:type="spellEnd"/>
-                        <w:r>
-                          <w:rPr>
-                            <w:color w:val="FFFFFF" w:themeColor="background1"/>
-                            <w:sz w:val="24"/>
-                            <w:szCs w:val="24"/>
-                          </w:rPr>
-                          <w:t xml:space="preserve"> 211C</w:t>
+                          <w:t>Antohi Andi Ionel grupa 211C</w:t>
                         </w:r>
                       </w:p>
                     </w:txbxContent>
@@ -4551,6 +3914,7 @@
   <w:style w:type="character" w:default="1" w:styleId="DefaultParagraphFont">
     <w:name w:val="Default Paragraph Font"/>
     <w:uiPriority w:val="1"/>
+    <w:semiHidden/>
     <w:unhideWhenUsed/>
   </w:style>
   <w:style w:type="table" w:default="1" w:styleId="TableNormal">
@@ -6054,6 +5418,7 @@
     </c:legend>
     <c:plotVisOnly val="1"/>
     <c:dispBlanksAs val="gap"/>
+    <c:showDLblsOverMax val="0"/>
     <c:extLst>
       <c:ext xmlns:c16r3="http://schemas.microsoft.com/office/drawing/2017/03/chart" uri="{56B9EC1D-385E-4148-901F-78D8002777C0}">
         <c16r3:dataDisplayOptions16>
@@ -6061,7 +5426,6 @@
         </c16r3:dataDisplayOptions16>
       </c:ext>
     </c:extLst>
-    <c:showDLblsOverMax val="0"/>
   </c:chart>
   <c:spPr>
     <a:solidFill>
